--- a/ind/docx/65.content.docx
+++ b/ind/docx/65.content.docx
@@ -19,7 +19,7 @@
         <w:rPr>
           <w:lang w:val="id_ID" w:bidi="id_ID"/>
         </w:rPr>
-        <w:t>Resource: Tyndale Open Study Notes</w:t>
+        <w:t>Resource: Aquifer Open Study Notes</w:t>
       </w:r>
       <w:r>
         <w:rPr>
@@ -112,7 +112,7 @@
         <w:rPr>
           <w:lang w:val="id_ID" w:bidi="id_ID"/>
         </w:rPr>
-        <w:t>Tyndale Open Study Notes</w:t>
+        <w:t>Aquifer Open Study Notes</w:t>
       </w:r>
     </w:p>
     <w:p>

--- a/ind/docx/65.content.docx
+++ b/ind/docx/65.content.docx
@@ -313,54 +313,36 @@
         </w:rPr>
         <w:t xml:space="preserve"> Allah (lihat </w:t>
       </w:r>
-      <w:hyperlink r:id="rId13">
-        <w:r>
-          <w:rPr>
-            <w:lang w:val="id_ID" w:bidi="id_ID"/>
-          </w:rPr>
-          <w:rPr>
-            <w:color w:val="0000EE"/>
-            <w:u w:val="single"/>
-          </w:rPr>
-          <w:t>Yos. 14:7</w:t>
-        </w:r>
-      </w:hyperlink>
+      <w:r>
+        <w:rPr>
+          <w:lang w:val="id_ID" w:bidi="id_ID"/>
+        </w:rPr>
+        <w:t>Yos. 14:7</w:t>
+      </w:r>
       <w:r>
         <w:rPr>
           <w:lang w:val="id_ID" w:bidi="id_ID"/>
         </w:rPr>
         <w:t xml:space="preserve">; </w:t>
       </w:r>
-      <w:hyperlink r:id="rId14">
-        <w:r>
-          <w:rPr>
-            <w:lang w:val="id_ID" w:bidi="id_ID"/>
-          </w:rPr>
-          <w:rPr>
-            <w:color w:val="0000EE"/>
-            <w:u w:val="single"/>
-          </w:rPr>
-          <w:t>2Raj. 18:12</w:t>
-        </w:r>
-      </w:hyperlink>
+      <w:r>
+        <w:rPr>
+          <w:lang w:val="id_ID" w:bidi="id_ID"/>
+        </w:rPr>
+        <w:t>2Raj. 18:12</w:t>
+      </w:r>
       <w:r>
         <w:rPr>
           <w:lang w:val="id_ID" w:bidi="id_ID"/>
         </w:rPr>
         <w:t xml:space="preserve">; </w:t>
       </w:r>
-      <w:hyperlink r:id="rId15">
-        <w:r>
-          <w:rPr>
-            <w:lang w:val="id_ID" w:bidi="id_ID"/>
-          </w:rPr>
-          <w:rPr>
-            <w:color w:val="0000EE"/>
-            <w:u w:val="single"/>
-          </w:rPr>
-          <w:t>Yeh. 34:23</w:t>
-        </w:r>
-      </w:hyperlink>
+      <w:r>
+        <w:rPr>
+          <w:lang w:val="id_ID" w:bidi="id_ID"/>
+        </w:rPr>
+        <w:t>Yeh. 34:23</w:t>
+      </w:r>
       <w:r>
         <w:rPr>
           <w:lang w:val="id_ID" w:bidi="id_ID"/>
@@ -469,36 +451,24 @@
         </w:rPr>
         <w:t xml:space="preserve">: Frasa ini menekankan poin penting (lihat juga </w:t>
       </w:r>
-      <w:hyperlink r:id="rId16">
-        <w:r>
-          <w:rPr>
-            <w:lang w:val="id_ID" w:bidi="id_ID"/>
-          </w:rPr>
-          <w:rPr>
-            <w:color w:val="0000EE"/>
-            <w:u w:val="single"/>
-          </w:rPr>
-          <w:t>Yud. 1:21</w:t>
-        </w:r>
-      </w:hyperlink>
+      <w:r>
+        <w:rPr>
+          <w:lang w:val="id_ID" w:bidi="id_ID"/>
+        </w:rPr>
+        <w:t>Yud. 1:21</w:t>
+      </w:r>
       <w:r>
         <w:rPr>
           <w:lang w:val="id_ID" w:bidi="id_ID"/>
         </w:rPr>
         <w:t xml:space="preserve">, </w:t>
       </w:r>
-      <w:hyperlink r:id="rId17">
-        <w:r>
-          <w:rPr>
-            <w:lang w:val="id_ID" w:bidi="id_ID"/>
-          </w:rPr>
-          <w:rPr>
-            <w:color w:val="0000EE"/>
-            <w:u w:val="single"/>
-          </w:rPr>
-          <w:t>24</w:t>
-        </w:r>
-      </w:hyperlink>
+      <w:r>
+        <w:rPr>
+          <w:lang w:val="id_ID" w:bidi="id_ID"/>
+        </w:rPr>
+        <w:t>24</w:t>
+      </w:r>
       <w:r>
         <w:rPr>
           <w:lang w:val="id_ID" w:bidi="id_ID"/>
@@ -601,54 +571,36 @@
         </w:rPr>
         <w:t xml:space="preserve">Alih-alih ucapan syukur yang biasanya muncul pada bagian ini dalam surat-surat Perjanjian Baru, Yudas menjelaskan tujuan utamanya (lihat </w:t>
       </w:r>
-      <w:hyperlink r:id="rId18">
-        <w:r>
-          <w:rPr>
-            <w:lang w:val="id_ID" w:bidi="id_ID"/>
-          </w:rPr>
-          <w:rPr>
-            <w:color w:val="0000EE"/>
-            <w:u w:val="single"/>
-          </w:rPr>
-          <w:t>Rm 1:8–14</w:t>
-        </w:r>
-      </w:hyperlink>
+      <w:r>
+        <w:rPr>
+          <w:lang w:val="id_ID" w:bidi="id_ID"/>
+        </w:rPr>
+        <w:t>Rm 1:8–14</w:t>
+      </w:r>
       <w:r>
         <w:rPr>
           <w:lang w:val="id_ID" w:bidi="id_ID"/>
         </w:rPr>
         <w:t xml:space="preserve">; </w:t>
       </w:r>
-      <w:hyperlink r:id="rId19">
-        <w:r>
-          <w:rPr>
-            <w:lang w:val="id_ID" w:bidi="id_ID"/>
-          </w:rPr>
-          <w:rPr>
-            <w:color w:val="0000EE"/>
-            <w:u w:val="single"/>
-          </w:rPr>
-          <w:t>1Kor. 1:4–9</w:t>
-        </w:r>
-      </w:hyperlink>
+      <w:r>
+        <w:rPr>
+          <w:lang w:val="id_ID" w:bidi="id_ID"/>
+        </w:rPr>
+        <w:t>1Kor. 1:4–9</w:t>
+      </w:r>
       <w:r>
         <w:rPr>
           <w:lang w:val="id_ID" w:bidi="id_ID"/>
         </w:rPr>
         <w:t xml:space="preserve">). Ajaran sesat merupakan ancaman serius bagi iman orang-orang yang ia tulis (lihat </w:t>
       </w:r>
-      <w:hyperlink r:id="rId20">
-        <w:r>
-          <w:rPr>
-            <w:lang w:val="id_ID" w:bidi="id_ID"/>
-          </w:rPr>
-          <w:rPr>
-            <w:color w:val="0000EE"/>
-            <w:u w:val="single"/>
-          </w:rPr>
-          <w:t>Yud. 1:22–23</w:t>
-        </w:r>
-      </w:hyperlink>
+      <w:r>
+        <w:rPr>
+          <w:lang w:val="id_ID" w:bidi="id_ID"/>
+        </w:rPr>
+        <w:t>Yud. 1:22–23</w:t>
+      </w:r>
       <w:r>
         <w:rPr>
           <w:lang w:val="id_ID" w:bidi="id_ID"/>
@@ -703,18 +655,12 @@
         </w:rPr>
         <w:t xml:space="preserve">Godaan untuk menyalahgunakan rahmat Allah yang luar biasa dengan beranggapan bahwa hal itu membolehkan kita melakukan perbuatan yang salah (lihat </w:t>
       </w:r>
-      <w:hyperlink r:id="rId21">
-        <w:r>
-          <w:rPr>
-            <w:lang w:val="id_ID" w:bidi="id_ID"/>
-          </w:rPr>
-          <w:rPr>
-            <w:color w:val="0000EE"/>
-            <w:u w:val="single"/>
-          </w:rPr>
-          <w:t>Rm. 6</w:t>
-        </w:r>
-      </w:hyperlink>
+      <w:r>
+        <w:rPr>
+          <w:lang w:val="id_ID" w:bidi="id_ID"/>
+        </w:rPr>
+        <w:t>Rm. 6</w:t>
+      </w:r>
       <w:r>
         <w:rPr>
           <w:lang w:val="id_ID" w:bidi="id_ID"/>
@@ -773,18 +719,12 @@
         </w:rPr>
         <w:t xml:space="preserve">Yesus sudah ada sebelum kelahirannya dan menyelamatkan orang-orang Israel dari Mesir. Kemudian, Dia menghukum mereka yang tidak setia (bandingkan </w:t>
       </w:r>
-      <w:hyperlink r:id="rId22">
-        <w:r>
-          <w:rPr>
-            <w:lang w:val="id_ID" w:bidi="id_ID"/>
-          </w:rPr>
-          <w:rPr>
-            <w:color w:val="0000EE"/>
-            <w:u w:val="single"/>
-          </w:rPr>
-          <w:t>1Kor 10:4</w:t>
-        </w:r>
-      </w:hyperlink>
+      <w:r>
+        <w:rPr>
+          <w:lang w:val="id_ID" w:bidi="id_ID"/>
+        </w:rPr>
+        <w:t>1Kor 10:4</w:t>
+      </w:r>
       <w:r>
         <w:rPr>
           <w:lang w:val="id_ID" w:bidi="id_ID"/>
@@ -816,18 +756,12 @@
         </w:rPr>
         <w:t xml:space="preserve"> Kebanyakan orang tidak mempercayai Allah untuk menjaga mereka tetap aman. Karena ketidakpercayaan mereka, Allah membuat generasi itu (kecuali Yosua dan Kaleb) mengembara di padang gurun sampai mereka mati (lihat </w:t>
       </w:r>
-      <w:hyperlink r:id="rId23">
-        <w:r>
-          <w:rPr>
-            <w:lang w:val="id_ID" w:bidi="id_ID"/>
-          </w:rPr>
-          <w:rPr>
-            <w:color w:val="0000EE"/>
-            <w:u w:val="single"/>
-          </w:rPr>
-          <w:t>Bil. 14</w:t>
-        </w:r>
-      </w:hyperlink>
+      <w:r>
+        <w:rPr>
+          <w:lang w:val="id_ID" w:bidi="id_ID"/>
+        </w:rPr>
+        <w:t>Bil. 14</w:t>
+      </w:r>
       <w:r>
         <w:rPr>
           <w:lang w:val="id_ID" w:bidi="id_ID"/>
@@ -894,18 +828,12 @@
         </w:rPr>
         <w:t xml:space="preserve"> untuk dihukum" dalam </w:t>
       </w:r>
-      <w:hyperlink r:id="rId24">
-        <w:r>
-          <w:rPr>
-            <w:lang w:val="id_ID" w:bidi="id_ID"/>
-          </w:rPr>
-          <w:rPr>
-            <w:color w:val="0000EE"/>
-            <w:u w:val="single"/>
-          </w:rPr>
-          <w:t>Yud. 1:4</w:t>
-        </w:r>
-      </w:hyperlink>
+      <w:r>
+        <w:rPr>
+          <w:lang w:val="id_ID" w:bidi="id_ID"/>
+        </w:rPr>
+        <w:t>Yud. 1:4</w:t>
+      </w:r>
       <w:r>
         <w:rPr>
           <w:lang w:val="id_ID" w:bidi="id_ID"/>
@@ -984,36 +912,24 @@
         </w:rPr>
         <w:t xml:space="preserve">). Yudas mungkin merujuk pada </w:t>
       </w:r>
-      <w:hyperlink r:id="rId25">
-        <w:r>
-          <w:rPr>
-            <w:lang w:val="id_ID" w:bidi="id_ID"/>
-          </w:rPr>
-          <w:rPr>
-            <w:color w:val="0000EE"/>
-            <w:u w:val="single"/>
-          </w:rPr>
-          <w:t>Kej. 6:1–4</w:t>
-        </w:r>
-      </w:hyperlink>
+      <w:r>
+        <w:rPr>
+          <w:lang w:val="id_ID" w:bidi="id_ID"/>
+        </w:rPr>
+        <w:t>Kej. 6:1–4</w:t>
+      </w:r>
       <w:r>
         <w:rPr>
           <w:lang w:val="id_ID" w:bidi="id_ID"/>
         </w:rPr>
         <w:t xml:space="preserve">. Tradisi Yahudi memahami "anak-anak Allah" dalam </w:t>
       </w:r>
-      <w:hyperlink r:id="rId26">
-        <w:r>
-          <w:rPr>
-            <w:lang w:val="id_ID" w:bidi="id_ID"/>
-          </w:rPr>
-          <w:rPr>
-            <w:color w:val="0000EE"/>
-            <w:u w:val="single"/>
-          </w:rPr>
-          <w:t>Kej. 6</w:t>
-        </w:r>
-      </w:hyperlink>
+      <w:r>
+        <w:rPr>
+          <w:lang w:val="id_ID" w:bidi="id_ID"/>
+        </w:rPr>
+        <w:t>Kej. 6</w:t>
+      </w:r>
       <w:r>
         <w:rPr>
           <w:lang w:val="id_ID" w:bidi="id_ID"/>
@@ -1057,18 +973,12 @@
         </w:rPr>
         <w:t xml:space="preserve">). Yudas kemudian (dalam </w:t>
       </w:r>
-      <w:hyperlink r:id="rId27">
-        <w:r>
-          <w:rPr>
-            <w:lang w:val="id_ID" w:bidi="id_ID"/>
-          </w:rPr>
-          <w:rPr>
-            <w:color w:val="0000EE"/>
-            <w:u w:val="single"/>
-          </w:rPr>
-          <w:t>psl. 14–15</w:t>
-        </w:r>
-      </w:hyperlink>
+      <w:r>
+        <w:rPr>
+          <w:lang w:val="id_ID" w:bidi="id_ID"/>
+        </w:rPr>
+        <w:t>psl. 14–15</w:t>
+      </w:r>
       <w:r>
         <w:rPr>
           <w:lang w:val="id_ID" w:bidi="id_ID"/>
@@ -1140,36 +1050,24 @@
         </w:rPr>
         <w:t xml:space="preserve">Penghakiman Allah atas Sodom dan Gomora menjadi sangat dikenal orang (lihat </w:t>
       </w:r>
-      <w:hyperlink r:id="rId28">
-        <w:r>
-          <w:rPr>
-            <w:lang w:val="id_ID" w:bidi="id_ID"/>
-          </w:rPr>
-          <w:rPr>
-            <w:color w:val="0000EE"/>
-            <w:u w:val="single"/>
-          </w:rPr>
-          <w:t>Kej. 18:17–19:26</w:t>
-        </w:r>
-      </w:hyperlink>
+      <w:r>
+        <w:rPr>
+          <w:lang w:val="id_ID" w:bidi="id_ID"/>
+        </w:rPr>
+        <w:t>Kej. 18:17–19:26</w:t>
+      </w:r>
       <w:r>
         <w:rPr>
           <w:lang w:val="id_ID" w:bidi="id_ID"/>
         </w:rPr>
         <w:t xml:space="preserve">; </w:t>
       </w:r>
-      <w:hyperlink r:id="rId29">
-        <w:r>
-          <w:rPr>
-            <w:lang w:val="id_ID" w:bidi="id_ID"/>
-          </w:rPr>
-          <w:rPr>
-            <w:color w:val="0000EE"/>
-            <w:u w:val="single"/>
-          </w:rPr>
-          <w:t>Luk. 17:26–29</w:t>
-        </w:r>
-      </w:hyperlink>
+      <w:r>
+        <w:rPr>
+          <w:lang w:val="id_ID" w:bidi="id_ID"/>
+        </w:rPr>
+        <w:t>Luk. 17:26–29</w:t>
+      </w:r>
       <w:r>
         <w:rPr>
           <w:lang w:val="id_ID" w:bidi="id_ID"/>
@@ -1201,18 +1099,12 @@
         </w:rPr>
         <w:t xml:space="preserve">: </w:t>
       </w:r>
-      <w:hyperlink r:id="rId30">
-        <w:r>
-          <w:rPr>
-            <w:lang w:val="id_ID" w:bidi="id_ID"/>
-          </w:rPr>
-          <w:rPr>
-            <w:color w:val="0000EE"/>
-            <w:u w:val="single"/>
-          </w:rPr>
-          <w:t>Ul. 29:23</w:t>
-        </w:r>
-      </w:hyperlink>
+      <w:r>
+        <w:rPr>
+          <w:lang w:val="id_ID" w:bidi="id_ID"/>
+        </w:rPr>
+        <w:t>Ul. 29:23</w:t>
+      </w:r>
       <w:r>
         <w:rPr>
           <w:lang w:val="id_ID" w:bidi="id_ID"/>
@@ -1244,18 +1136,12 @@
         </w:rPr>
         <w:t>: ini kemungkinan merujuk pada hubungan seksual antara orang-orang dari jenis kelamin yang sama (</w:t>
       </w:r>
-      <w:hyperlink r:id="rId31">
-        <w:r>
-          <w:rPr>
-            <w:lang w:val="id_ID" w:bidi="id_ID"/>
-          </w:rPr>
-          <w:rPr>
-            <w:color w:val="0000EE"/>
-            <w:u w:val="single"/>
-          </w:rPr>
-          <w:t>Kej. 19:5–10</w:t>
-        </w:r>
-      </w:hyperlink>
+      <w:r>
+        <w:rPr>
+          <w:lang w:val="id_ID" w:bidi="id_ID"/>
+        </w:rPr>
+        <w:t>Kej. 19:5–10</w:t>
+      </w:r>
       <w:r>
         <w:rPr>
           <w:lang w:val="id_ID" w:bidi="id_ID"/>
@@ -1317,54 +1203,36 @@
         </w:rPr>
         <w:t xml:space="preserve">: Ini mungkin merujuk pada malaikat yang jatuh. Dalam Perjanjian Lama dan tradisi Yahudi, malaikat memiliki peran penting dalam pelaksanaan penghakiman ilahi. Para guru-guru palsu mungkin telah meremehkan kenyataan penghakiman di masa depan (lihat </w:t>
       </w:r>
-      <w:hyperlink r:id="rId32">
-        <w:r>
-          <w:rPr>
-            <w:lang w:val="id_ID" w:bidi="id_ID"/>
-          </w:rPr>
-          <w:rPr>
-            <w:color w:val="0000EE"/>
-            <w:u w:val="single"/>
-          </w:rPr>
-          <w:t>Yud. 1:18</w:t>
-        </w:r>
-      </w:hyperlink>
+      <w:r>
+        <w:rPr>
+          <w:lang w:val="id_ID" w:bidi="id_ID"/>
+        </w:rPr>
+        <w:t>Yud. 1:18</w:t>
+      </w:r>
       <w:r>
         <w:rPr>
           <w:lang w:val="id_ID" w:bidi="id_ID"/>
         </w:rPr>
         <w:t xml:space="preserve">; </w:t>
       </w:r>
-      <w:hyperlink r:id="rId33">
-        <w:r>
-          <w:rPr>
-            <w:lang w:val="id_ID" w:bidi="id_ID"/>
-          </w:rPr>
-          <w:rPr>
-            <w:color w:val="0000EE"/>
-            <w:u w:val="single"/>
-          </w:rPr>
-          <w:t>2 Ptr. 3:3–4</w:t>
-        </w:r>
-      </w:hyperlink>
+      <w:r>
+        <w:rPr>
+          <w:lang w:val="id_ID" w:bidi="id_ID"/>
+        </w:rPr>
+        <w:t>2 Ptr. 3:3–4</w:t>
+      </w:r>
       <w:r>
         <w:rPr>
           <w:lang w:val="id_ID" w:bidi="id_ID"/>
         </w:rPr>
         <w:t xml:space="preserve">) atau menyangkal asal usul mulia dari malaikat-malaikat ini yang memberontak melawan Allah (bandingkan </w:t>
       </w:r>
-      <w:hyperlink r:id="rId34">
-        <w:r>
-          <w:rPr>
-            <w:lang w:val="id_ID" w:bidi="id_ID"/>
-          </w:rPr>
-          <w:rPr>
-            <w:color w:val="0000EE"/>
-            <w:u w:val="single"/>
-          </w:rPr>
-          <w:t>2Ptr. 2:10</w:t>
-        </w:r>
-      </w:hyperlink>
+      <w:r>
+        <w:rPr>
+          <w:lang w:val="id_ID" w:bidi="id_ID"/>
+        </w:rPr>
+        <w:t>2Ptr. 2:10</w:t>
+      </w:r>
       <w:r>
         <w:rPr>
           <w:lang w:val="id_ID" w:bidi="id_ID"/>
@@ -1419,90 +1287,60 @@
         </w:rPr>
         <w:t xml:space="preserve">Mikhael adalah salah satu malaikat terkuat. Dalam tradisi Yahudi, "malaikat agung" merupakan pangkat tertinggi dalam hierarki malaikat (lihat juga </w:t>
       </w:r>
-      <w:hyperlink r:id="rId35">
-        <w:r>
-          <w:rPr>
-            <w:lang w:val="id_ID" w:bidi="id_ID"/>
-          </w:rPr>
-          <w:rPr>
-            <w:color w:val="0000EE"/>
-            <w:u w:val="single"/>
-          </w:rPr>
-          <w:t>1Tes. 4:16</w:t>
-        </w:r>
-      </w:hyperlink>
+      <w:r>
+        <w:rPr>
+          <w:lang w:val="id_ID" w:bidi="id_ID"/>
+        </w:rPr>
+        <w:t>1Tes. 4:16</w:t>
+      </w:r>
       <w:r>
         <w:rPr>
           <w:lang w:val="id_ID" w:bidi="id_ID"/>
         </w:rPr>
         <w:t>). Mikhael disebutkan beberapa kali dalam Alkitab (</w:t>
       </w:r>
-      <w:hyperlink r:id="rId36">
-        <w:r>
-          <w:rPr>
-            <w:lang w:val="id_ID" w:bidi="id_ID"/>
-          </w:rPr>
-          <w:rPr>
-            <w:color w:val="0000EE"/>
-            <w:u w:val="single"/>
-          </w:rPr>
-          <w:t>Dan. 10:13</w:t>
-        </w:r>
-      </w:hyperlink>
+      <w:r>
+        <w:rPr>
+          <w:lang w:val="id_ID" w:bidi="id_ID"/>
+        </w:rPr>
+        <w:t>Dan. 10:13</w:t>
+      </w:r>
       <w:r>
         <w:rPr>
           <w:lang w:val="id_ID" w:bidi="id_ID"/>
         </w:rPr>
         <w:t xml:space="preserve">, </w:t>
       </w:r>
-      <w:hyperlink r:id="rId37">
-        <w:r>
-          <w:rPr>
-            <w:lang w:val="id_ID" w:bidi="id_ID"/>
-          </w:rPr>
-          <w:rPr>
-            <w:color w:val="0000EE"/>
-            <w:u w:val="single"/>
-          </w:rPr>
-          <w:t>21</w:t>
-        </w:r>
-      </w:hyperlink>
+      <w:r>
+        <w:rPr>
+          <w:lang w:val="id_ID" w:bidi="id_ID"/>
+        </w:rPr>
+        <w:t>21</w:t>
+      </w:r>
       <w:r>
         <w:rPr>
           <w:lang w:val="id_ID" w:bidi="id_ID"/>
         </w:rPr>
         <w:t xml:space="preserve">; </w:t>
       </w:r>
-      <w:hyperlink r:id="rId38">
-        <w:r>
-          <w:rPr>
-            <w:lang w:val="id_ID" w:bidi="id_ID"/>
-          </w:rPr>
-          <w:rPr>
-            <w:color w:val="0000EE"/>
-            <w:u w:val="single"/>
-          </w:rPr>
-          <w:t>12:1</w:t>
-        </w:r>
-      </w:hyperlink>
+      <w:r>
+        <w:rPr>
+          <w:lang w:val="id_ID" w:bidi="id_ID"/>
+        </w:rPr>
+        <w:t>12:1</w:t>
+      </w:r>
       <w:r>
         <w:rPr>
           <w:lang w:val="id_ID" w:bidi="id_ID"/>
         </w:rPr>
         <w:t xml:space="preserve">; </w:t>
       </w:r>
-      <w:hyperlink r:id="rId39">
-        <w:r>
-          <w:rPr>
-            <w:lang w:val="id_ID" w:bidi="id_ID"/>
-          </w:rPr>
-          <w:rPr>
-            <w:color w:val="0000EE"/>
-            <w:u w:val="single"/>
-          </w:rPr>
-          <w:t>Why. 12:7</w:t>
-        </w:r>
-      </w:hyperlink>
+      <w:r>
+        <w:rPr>
+          <w:lang w:val="id_ID" w:bidi="id_ID"/>
+        </w:rPr>
+        <w:t>Why. 12:7</w:t>
+      </w:r>
       <w:r>
         <w:rPr>
           <w:lang w:val="id_ID" w:bidi="id_ID"/>
@@ -1601,18 +1439,12 @@
         </w:rPr>
         <w:t xml:space="preserve">: Lihat </w:t>
       </w:r>
-      <w:hyperlink r:id="rId40">
-        <w:r>
-          <w:rPr>
-            <w:lang w:val="id_ID" w:bidi="id_ID"/>
-          </w:rPr>
-          <w:rPr>
-            <w:color w:val="0000EE"/>
-            <w:u w:val="single"/>
-          </w:rPr>
-          <w:t>Kej. 4:1–16</w:t>
-        </w:r>
-      </w:hyperlink>
+      <w:r>
+        <w:rPr>
+          <w:lang w:val="id_ID" w:bidi="id_ID"/>
+        </w:rPr>
+        <w:t>Kej. 4:1–16</w:t>
+      </w:r>
       <w:r>
         <w:rPr>
           <w:lang w:val="id_ID" w:bidi="id_ID"/>
@@ -1681,18 +1513,12 @@
         </w:rPr>
         <w:t xml:space="preserve">: Lihat </w:t>
       </w:r>
-      <w:hyperlink r:id="rId41">
-        <w:r>
-          <w:rPr>
-            <w:lang w:val="id_ID" w:bidi="id_ID"/>
-          </w:rPr>
-          <w:rPr>
-            <w:color w:val="0000EE"/>
-            <w:u w:val="single"/>
-          </w:rPr>
-          <w:t>Bil. 16:1–35</w:t>
-        </w:r>
-      </w:hyperlink>
+      <w:r>
+        <w:rPr>
+          <w:lang w:val="id_ID" w:bidi="id_ID"/>
+        </w:rPr>
+        <w:t>Bil. 16:1–35</w:t>
+      </w:r>
       <w:r>
         <w:rPr>
           <w:lang w:val="id_ID" w:bidi="id_ID"/>
@@ -1843,90 +1669,60 @@
         </w:rPr>
         <w:t xml:space="preserve">Henokh adalah keturunan awal dari Adam (lihat </w:t>
       </w:r>
-      <w:hyperlink r:id="rId42">
-        <w:r>
-          <w:rPr>
-            <w:lang w:val="id_ID" w:bidi="id_ID"/>
-          </w:rPr>
-          <w:rPr>
-            <w:color w:val="0000EE"/>
-            <w:u w:val="single"/>
-          </w:rPr>
-          <w:t>Kej. 5:18–24</w:t>
-        </w:r>
-      </w:hyperlink>
+      <w:r>
+        <w:rPr>
+          <w:lang w:val="id_ID" w:bidi="id_ID"/>
+        </w:rPr>
+        <w:t>Kej. 5:18–24</w:t>
+      </w:r>
       <w:r>
         <w:rPr>
           <w:lang w:val="id_ID" w:bidi="id_ID"/>
         </w:rPr>
         <w:t xml:space="preserve">; </w:t>
       </w:r>
-      <w:hyperlink r:id="rId43">
-        <w:r>
-          <w:rPr>
-            <w:lang w:val="id_ID" w:bidi="id_ID"/>
-          </w:rPr>
-          <w:rPr>
-            <w:color w:val="0000EE"/>
-            <w:u w:val="single"/>
-          </w:rPr>
-          <w:t>1Taw. 1:3</w:t>
-        </w:r>
-      </w:hyperlink>
+      <w:r>
+        <w:rPr>
+          <w:lang w:val="id_ID" w:bidi="id_ID"/>
+        </w:rPr>
+        <w:t>1Taw. 1:3</w:t>
+      </w:r>
       <w:r>
         <w:rPr>
           <w:lang w:val="id_ID" w:bidi="id_ID"/>
         </w:rPr>
         <w:t xml:space="preserve">). </w:t>
       </w:r>
-      <w:hyperlink r:id="rId44">
-        <w:r>
-          <w:rPr>
-            <w:lang w:val="id_ID" w:bidi="id_ID"/>
-          </w:rPr>
-          <w:rPr>
-            <w:color w:val="0000EE"/>
-            <w:u w:val="single"/>
-          </w:rPr>
-          <w:t>Kej. 5:24</w:t>
-        </w:r>
-      </w:hyperlink>
+      <w:r>
+        <w:rPr>
+          <w:lang w:val="id_ID" w:bidi="id_ID"/>
+        </w:rPr>
+        <w:t>Kej. 5:24</w:t>
+      </w:r>
       <w:r>
         <w:rPr>
           <w:lang w:val="id_ID" w:bidi="id_ID"/>
         </w:rPr>
         <w:t xml:space="preserve"> menunjukkan bahwa Henokh tidak mengalami kematian, melainkan diangkat langsung ke surga (bandingkan </w:t>
       </w:r>
-      <w:hyperlink r:id="rId45">
-        <w:r>
-          <w:rPr>
-            <w:lang w:val="id_ID" w:bidi="id_ID"/>
-          </w:rPr>
-          <w:rPr>
-            <w:color w:val="0000EE"/>
-            <w:u w:val="single"/>
-          </w:rPr>
-          <w:t>2Raj. 2:1–13</w:t>
-        </w:r>
-      </w:hyperlink>
+      <w:r>
+        <w:rPr>
+          <w:lang w:val="id_ID" w:bidi="id_ID"/>
+        </w:rPr>
+        <w:t>2Raj. 2:1–13</w:t>
+      </w:r>
       <w:r>
         <w:rPr>
           <w:lang w:val="id_ID" w:bidi="id_ID"/>
         </w:rPr>
         <w:t xml:space="preserve">; lihat </w:t>
       </w:r>
-      <w:hyperlink r:id="rId46">
-        <w:r>
-          <w:rPr>
-            <w:lang w:val="id_ID" w:bidi="id_ID"/>
-          </w:rPr>
-          <w:rPr>
-            <w:color w:val="0000EE"/>
-            <w:u w:val="single"/>
-          </w:rPr>
-          <w:t>Ibr. 11:5</w:t>
-        </w:r>
-      </w:hyperlink>
+      <w:r>
+        <w:rPr>
+          <w:lang w:val="id_ID" w:bidi="id_ID"/>
+        </w:rPr>
+        <w:t>Ibr. 11:5</w:t>
+      </w:r>
       <w:r>
         <w:rPr>
           <w:lang w:val="id_ID" w:bidi="id_ID"/>
@@ -2001,54 +1797,36 @@
         </w:rPr>
         <w:t xml:space="preserve">: Lihat </w:t>
       </w:r>
-      <w:hyperlink r:id="rId47">
-        <w:r>
-          <w:rPr>
-            <w:lang w:val="id_ID" w:bidi="id_ID"/>
-          </w:rPr>
-          <w:rPr>
-            <w:color w:val="0000EE"/>
-            <w:u w:val="single"/>
-          </w:rPr>
-          <w:t>Kisah 20:29–30</w:t>
-        </w:r>
-      </w:hyperlink>
+      <w:r>
+        <w:rPr>
+          <w:lang w:val="id_ID" w:bidi="id_ID"/>
+        </w:rPr>
+        <w:t>Kisah 20:29–30</w:t>
+      </w:r>
       <w:r>
         <w:rPr>
           <w:lang w:val="id_ID" w:bidi="id_ID"/>
         </w:rPr>
         <w:t xml:space="preserve">, </w:t>
       </w:r>
-      <w:hyperlink r:id="rId48">
-        <w:r>
-          <w:rPr>
-            <w:lang w:val="id_ID" w:bidi="id_ID"/>
-          </w:rPr>
-          <w:rPr>
-            <w:color w:val="0000EE"/>
-            <w:u w:val="single"/>
-          </w:rPr>
-          <w:t>1Tim. 4:1–3</w:t>
-        </w:r>
-      </w:hyperlink>
+      <w:r>
+        <w:rPr>
+          <w:lang w:val="id_ID" w:bidi="id_ID"/>
+        </w:rPr>
+        <w:t>1Tim. 4:1–3</w:t>
+      </w:r>
       <w:r>
         <w:rPr>
           <w:lang w:val="id_ID" w:bidi="id_ID"/>
         </w:rPr>
         <w:t xml:space="preserve">, dan </w:t>
       </w:r>
-      <w:hyperlink r:id="rId49">
-        <w:r>
-          <w:rPr>
-            <w:lang w:val="id_ID" w:bidi="id_ID"/>
-          </w:rPr>
-          <w:rPr>
-            <w:color w:val="0000EE"/>
-            <w:u w:val="single"/>
-          </w:rPr>
-          <w:t>2Tim. 3:1–5</w:t>
-        </w:r>
-      </w:hyperlink>
+      <w:r>
+        <w:rPr>
+          <w:lang w:val="id_ID" w:bidi="id_ID"/>
+        </w:rPr>
+        <w:t>2Tim. 3:1–5</w:t>
+      </w:r>
       <w:r>
         <w:rPr>
           <w:lang w:val="id_ID" w:bidi="id_ID"/>
@@ -2103,72 +1881,48 @@
         </w:rPr>
         <w:t xml:space="preserve">Setelah mengecam para guru-guru palsu, Yudas kembali menguatkan para pembacanya secara langsung (lihat </w:t>
       </w:r>
-      <w:hyperlink r:id="rId50">
-        <w:r>
-          <w:rPr>
-            <w:lang w:val="id_ID" w:bidi="id_ID"/>
-          </w:rPr>
-          <w:rPr>
-            <w:color w:val="0000EE"/>
-            <w:u w:val="single"/>
-          </w:rPr>
-          <w:t>Yud. 1:3–4</w:t>
-        </w:r>
-      </w:hyperlink>
+      <w:r>
+        <w:rPr>
+          <w:lang w:val="id_ID" w:bidi="id_ID"/>
+        </w:rPr>
+        <w:t>Yud. 1:3–4</w:t>
+      </w:r>
       <w:r>
         <w:rPr>
           <w:lang w:val="id_ID" w:bidi="id_ID"/>
         </w:rPr>
         <w:t>). Para rasul telah memperingatkan mereka tentang ajaran-ajaran palsu (</w:t>
       </w:r>
-      <w:hyperlink r:id="rId51">
-        <w:r>
-          <w:rPr>
-            <w:lang w:val="id_ID" w:bidi="id_ID"/>
-          </w:rPr>
-          <w:rPr>
-            <w:color w:val="0000EE"/>
-            <w:u w:val="single"/>
-          </w:rPr>
-          <w:t>Yud. 1:17–19</w:t>
-        </w:r>
-      </w:hyperlink>
+      <w:r>
+        <w:rPr>
+          <w:lang w:val="id_ID" w:bidi="id_ID"/>
+        </w:rPr>
+        <w:t>Yud. 1:17–19</w:t>
+      </w:r>
       <w:r>
         <w:rPr>
           <w:lang w:val="id_ID" w:bidi="id_ID"/>
         </w:rPr>
         <w:t>). Mereka harus saling mendukung dalam iman mereka (</w:t>
       </w:r>
-      <w:hyperlink r:id="rId52">
-        <w:r>
-          <w:rPr>
-            <w:lang w:val="id_ID" w:bidi="id_ID"/>
-          </w:rPr>
-          <w:rPr>
-            <w:color w:val="0000EE"/>
-            <w:u w:val="single"/>
-          </w:rPr>
-          <w:t>Yud. 1:20–21</w:t>
-        </w:r>
-      </w:hyperlink>
+      <w:r>
+        <w:rPr>
+          <w:lang w:val="id_ID" w:bidi="id_ID"/>
+        </w:rPr>
+        <w:t>Yud. 1:20–21</w:t>
+      </w:r>
       <w:r>
         <w:rPr>
           <w:lang w:val="id_ID" w:bidi="id_ID"/>
         </w:rPr>
         <w:t>). Mereka juga harus membantu mereka yang mungkin disesatkan oleh para pengajar palsu (</w:t>
       </w:r>
-      <w:hyperlink r:id="rId20">
-        <w:r>
-          <w:rPr>
-            <w:lang w:val="id_ID" w:bidi="id_ID"/>
-          </w:rPr>
-          <w:rPr>
-            <w:color w:val="0000EE"/>
-            <w:u w:val="single"/>
-          </w:rPr>
-          <w:t>Yud. 1:22–23</w:t>
-        </w:r>
-      </w:hyperlink>
+      <w:r>
+        <w:rPr>
+          <w:lang w:val="id_ID" w:bidi="id_ID"/>
+        </w:rPr>
+        <w:t>Yud. 1:22–23</w:t>
+      </w:r>
       <w:r>
         <w:rPr>
           <w:lang w:val="id_ID" w:bidi="id_ID"/>
@@ -2230,18 +1984,12 @@
         </w:rPr>
         <w:t>: Yesus datang sebagai Mesias (yang dipilih Allah) menandai dimulainya bagian akhir dari rencana Allah. Inilah saat ketika nubuat-nubuat Perjanjian Lama tentang hari-hari terakhir mulai terwujud. Oleh karena itu, Yudas menggunakan nubuat para rasul tentang akhir zaman untuk menghadapi krisis saat ini yang disebabkan oleh guru-guru palsu (</w:t>
       </w:r>
-      <w:hyperlink r:id="rId53">
-        <w:r>
-          <w:rPr>
-            <w:lang w:val="id_ID" w:bidi="id_ID"/>
-          </w:rPr>
-          <w:rPr>
-            <w:color w:val="0000EE"/>
-            <w:u w:val="single"/>
-          </w:rPr>
-          <w:t>Yud. 1:19</w:t>
-        </w:r>
-      </w:hyperlink>
+      <w:r>
+        <w:rPr>
+          <w:lang w:val="id_ID" w:bidi="id_ID"/>
+        </w:rPr>
+        <w:t>Yud. 1:19</w:t>
+      </w:r>
       <w:r>
         <w:rPr>
           <w:lang w:val="id_ID" w:bidi="id_ID"/>
@@ -2303,18 +2051,12 @@
         </w:rPr>
         <w:t xml:space="preserve">: Seperti dalam </w:t>
       </w:r>
-      <w:hyperlink r:id="rId54">
-        <w:r>
-          <w:rPr>
-            <w:lang w:val="id_ID" w:bidi="id_ID"/>
-          </w:rPr>
-          <w:rPr>
-            <w:color w:val="0000EE"/>
-            <w:u w:val="single"/>
-          </w:rPr>
-          <w:t>Yud. 1:3</w:t>
-        </w:r>
-      </w:hyperlink>
+      <w:r>
+        <w:rPr>
+          <w:lang w:val="id_ID" w:bidi="id_ID"/>
+        </w:rPr>
+        <w:t>Yud. 1:3</w:t>
+      </w:r>
       <w:r>
         <w:rPr>
           <w:lang w:val="id_ID" w:bidi="id_ID"/>
@@ -2563,36 +2305,24 @@
         </w:rPr>
         <w:t>Alkitab Standar Berean menggunakan pola tiga bagian yang ditemukan di bagian lain dari surat Yudas (</w:t>
       </w:r>
-      <w:hyperlink r:id="rId55">
-        <w:r>
-          <w:rPr>
-            <w:lang w:val="id_ID" w:bidi="id_ID"/>
-          </w:rPr>
-          <w:rPr>
-            <w:color w:val="0000EE"/>
-            <w:u w:val="single"/>
-          </w:rPr>
-          <w:t>Yud. 1:5–7</w:t>
-        </w:r>
-      </w:hyperlink>
+      <w:r>
+        <w:rPr>
+          <w:lang w:val="id_ID" w:bidi="id_ID"/>
+        </w:rPr>
+        <w:t>Yud. 1:5–7</w:t>
+      </w:r>
       <w:r>
         <w:rPr>
           <w:lang w:val="id_ID" w:bidi="id_ID"/>
         </w:rPr>
         <w:t xml:space="preserve">, </w:t>
       </w:r>
-      <w:hyperlink r:id="rId56">
-        <w:r>
-          <w:rPr>
-            <w:lang w:val="id_ID" w:bidi="id_ID"/>
-          </w:rPr>
-          <w:rPr>
-            <w:color w:val="0000EE"/>
-            <w:u w:val="single"/>
-          </w:rPr>
-          <w:t>11</w:t>
-        </w:r>
-      </w:hyperlink>
+      <w:r>
+        <w:rPr>
+          <w:lang w:val="id_ID" w:bidi="id_ID"/>
+        </w:rPr>
+        <w:t>11</w:t>
+      </w:r>
       <w:r>
         <w:rPr>
           <w:lang w:val="id_ID" w:bidi="id_ID"/>
@@ -2683,18 +2413,12 @@
         </w:rPr>
         <w:t xml:space="preserve">: Kelompok ini mungkin termasuk guru-guru palsu itu sendiri atau orang-orang lain yang mengikuti ajaran mereka. Menunjukkan belas kasihan berarti bisa mendoakan mereka(lihat </w:t>
       </w:r>
-      <w:hyperlink r:id="rId57">
-        <w:r>
-          <w:rPr>
-            <w:lang w:val="id_ID" w:bidi="id_ID"/>
-          </w:rPr>
-          <w:rPr>
-            <w:color w:val="0000EE"/>
-            <w:u w:val="single"/>
-          </w:rPr>
-          <w:t>Mat. 5:44</w:t>
-        </w:r>
-      </w:hyperlink>
+      <w:r>
+        <w:rPr>
+          <w:lang w:val="id_ID" w:bidi="id_ID"/>
+        </w:rPr>
+        <w:t>Mat. 5:44</w:t>
+      </w:r>
       <w:r>
         <w:rPr>
           <w:lang w:val="id_ID" w:bidi="id_ID"/>
@@ -2719,36 +2443,24 @@
         </w:rPr>
         <w:t xml:space="preserve">Orang-orang percaya harus sangat berhati-hati ketika menunjukkan belas kasihan kepada guru palsu dan mereka yang telah mengadopsi cara hidup berdosa mereka, karena dosa mereka bisa menggoda. Lihat </w:t>
       </w:r>
-      <w:hyperlink r:id="rId58">
-        <w:r>
-          <w:rPr>
-            <w:lang w:val="id_ID" w:bidi="id_ID"/>
-          </w:rPr>
-          <w:rPr>
-            <w:color w:val="0000EE"/>
-            <w:u w:val="single"/>
-          </w:rPr>
-          <w:t>Za. 3:1–4</w:t>
-        </w:r>
-      </w:hyperlink>
+      <w:r>
+        <w:rPr>
+          <w:lang w:val="id_ID" w:bidi="id_ID"/>
+        </w:rPr>
+        <w:t>Za. 3:1–4</w:t>
+      </w:r>
       <w:r>
         <w:rPr>
           <w:lang w:val="id_ID" w:bidi="id_ID"/>
         </w:rPr>
         <w:t xml:space="preserve">; </w:t>
       </w:r>
-      <w:hyperlink r:id="rId59">
-        <w:r>
-          <w:rPr>
-            <w:lang w:val="id_ID" w:bidi="id_ID"/>
-          </w:rPr>
-          <w:rPr>
-            <w:color w:val="0000EE"/>
-            <w:u w:val="single"/>
-          </w:rPr>
-          <w:t>Why. 3:4</w:t>
-        </w:r>
-      </w:hyperlink>
+      <w:r>
+        <w:rPr>
+          <w:lang w:val="id_ID" w:bidi="id_ID"/>
+        </w:rPr>
+        <w:t>Why. 3:4</w:t>
+      </w:r>
       <w:r>
         <w:rPr>
           <w:lang w:val="id_ID" w:bidi="id_ID"/>
